--- a/docs/数据字段处理说明_2026-11-01.docx
+++ b/docs/数据字段处理说明_2026-11-01.docx
@@ -1942,43 +1942,61 @@
           <w:sz w:val="21"/>
           <w:szCs w:val="21"/>
         </w:rPr>
-        <w:t xml:space="preserve">/api/data/fields 返回状态、面板别名、period_type、derived_from。</w:t>
-      </w:r>
-    </w:p>
-    <w:p>
-      <w:pPr>
-        <w:pStyle w:val="ListParagraph"/>
-        <w:numPr>
-          <w:ilvl w:val="0"/>
-          <w:numId w:val="2"/>
-        </w:numPr>
-        <w:spacing w:after="55" w:line="300"/>
-      </w:pPr>
-      <w:r>
-        <w:rPr>
-          <w:rFonts w:ascii="Calibri" w:eastAsia="微软雅黑" w:hAnsi="Calibri"/>
-          <w:sz w:val="21"/>
-          <w:szCs w:val="21"/>
-        </w:rPr>
-        <w:t xml:space="preserve">前端字段页恢复财务衍生分类；新增“口径”列，显示累计/单季/时点/比率。</w:t>
-      </w:r>
-    </w:p>
-    <w:p>
-      <w:pPr>
-        <w:pStyle w:val="ListParagraph"/>
-        <w:numPr>
-          <w:ilvl w:val="0"/>
-          <w:numId w:val="2"/>
-        </w:numPr>
-        <w:spacing w:after="55" w:line="300"/>
-      </w:pPr>
-      <w:r>
-        <w:rPr>
-          <w:rFonts w:ascii="Calibri" w:eastAsia="微软雅黑" w:hAnsi="Calibri"/>
-          <w:sz w:val="21"/>
-          <w:szCs w:val="21"/>
-        </w:rPr>
-        <w:t xml:space="preserve">前端因子生成页增加累计/单季混用提示；提交前检查两者不能同时选择。</w:t>
+        <w:t xml:space="preserve">/api/data/fields 返回状态、面板别名、period_type、theme、unit、dimension、derived、derived_from。</w:t>
+      </w:r>
+    </w:p>
+    <w:p>
+      <w:pPr>
+        <w:pStyle w:val="ListParagraph"/>
+        <w:numPr>
+          <w:ilvl w:val="0"/>
+          <w:numId w:val="2"/>
+        </w:numPr>
+        <w:spacing w:after="55" w:line="300"/>
+      </w:pPr>
+      <w:r>
+        <w:rPr>
+          <w:rFonts w:ascii="Calibri" w:eastAsia="微软雅黑" w:hAnsi="Calibri"/>
+          <w:sz w:val="21"/>
+          <w:szCs w:val="21"/>
+        </w:rPr>
+        <w:t xml:space="preserve">每个字段补充二级业务主题（theme）、单位（unit）和量纲（dimension），并区分是否为 _q 派生字段。</w:t>
+      </w:r>
+    </w:p>
+    <w:p>
+      <w:pPr>
+        <w:pStyle w:val="ListParagraph"/>
+        <w:numPr>
+          <w:ilvl w:val="0"/>
+          <w:numId w:val="2"/>
+        </w:numPr>
+        <w:spacing w:after="55" w:line="300"/>
+      </w:pPr>
+      <w:r>
+        <w:rPr>
+          <w:rFonts w:ascii="Calibri" w:eastAsia="微软雅黑" w:hAnsi="Calibri"/>
+          <w:sz w:val="21"/>
+          <w:szCs w:val="21"/>
+        </w:rPr>
+        <w:t xml:space="preserve">前端字段页恢复财务衍生分类；新增主题、口径、单位筛选，以及“口径”“主题”“单位”列。</w:t>
+      </w:r>
+    </w:p>
+    <w:p>
+      <w:pPr>
+        <w:pStyle w:val="ListParagraph"/>
+        <w:numPr>
+          <w:ilvl w:val="0"/>
+          <w:numId w:val="2"/>
+        </w:numPr>
+        <w:spacing w:after="55" w:line="300"/>
+      </w:pPr>
+      <w:r>
+        <w:rPr>
+          <w:rFonts w:ascii="Calibri" w:eastAsia="微软雅黑" w:hAnsi="Calibri"/>
+          <w:sz w:val="21"/>
+          <w:szCs w:val="21"/>
+        </w:rPr>
+        <w:t xml:space="preserve">前端因子生成页的字段选择器同步支持按主题、口径、单位筛选，并保留累计/单季混用提示。</w:t>
       </w:r>
     </w:p>
     <w:p>
